--- a/Week08/Week08_BaoCaoNhom.docx
+++ b/Week08/Week08_BaoCaoNhom.docx
@@ -5069,7 +5069,7 @@
                 <ns0:sz ns0:val="24"/>
                 <ns0:szCs ns0:val="24"/>
               </ns0:rPr>
-              <ns0:t xml:space="preserve"/>
+              <ns0:t xml:space="preserve">Lỗi sau khi sửa hoặc thêm món ăn mới ở trang quản trị Admin, bảng danh sách không tự cập nhật dữ liệu mới từ server.</ns0:t>
             </ns0:r>
           </ns0:p>
         </ns0:tc>
@@ -5102,7 +5102,7 @@
                 <ns0:sz ns0:val="24"/>
                 <ns0:szCs ns0:val="24"/>
               </ns0:rPr>
-              <ns0:t xml:space="preserve"/>
+              <ns0:t xml:space="preserve">Chỉ gọi API gửi đi yêu cầu PUT/POST mà quên cập nhật lại local state hoặc quên gọi lại hàm load danh sách.</ns0:t>
             </ns0:r>
           </ns0:p>
         </ns0:tc>
@@ -5135,7 +5135,7 @@
                 <ns0:sz ns0:val="24"/>
                 <ns0:szCs ns0:val="24"/>
               </ns0:rPr>
-              <ns0:t xml:space="preserve"/>
+              <ns0:t xml:space="preserve">Thêm lệnh await gọi hàm loadDishes() ngay sau khi các yêu cầu thêm hoặc sửa món ăn gửi lên server thành công.</ns0:t>
             </ns0:r>
           </ns0:p>
         </ns0:tc>
@@ -5168,7 +5168,7 @@
                 <ns0:sz ns0:val="24"/>
                 <ns0:szCs ns0:val="24"/>
               </ns0:rPr>
-              <ns0:t xml:space="preserve"/>
+              <ns0:t xml:space="preserve">Đã fix</ns0:t>
             </ns0:r>
           </ns0:p>
         </ns0:tc>
@@ -5236,7 +5236,7 @@
                 <ns0:sz ns0:val="24"/>
                 <ns0:szCs ns0:val="24"/>
               </ns0:rPr>
-              <ns0:t xml:space="preserve">[...]</ns0:t>
+              <ns0:t xml:space="preserve">Lỗi ứng dụng bị treo ở trạng thái Spinner loading vô tận khi server bị sập hoặc mất kết nối mạng.</ns0:t>
             </ns0:r>
           </ns0:p>
         </ns0:tc>
@@ -5269,7 +5269,7 @@
                 <ns0:sz ns0:val="24"/>
                 <ns0:szCs ns0:val="24"/>
               </ns0:rPr>
-              <ns0:t xml:space="preserve">[...]</ns0:t>
+              <ns0:t xml:space="preserve">Khối catch xử lý lỗi không set trạng thái setLoading(false), khiến giao diện bị kẹt ở chế độ loading.</ns0:t>
             </ns0:r>
           </ns0:p>
         </ns0:tc>
@@ -5302,7 +5302,7 @@
                 <ns0:sz ns0:val="24"/>
                 <ns0:szCs ns0:val="24"/>
               </ns0:rPr>
-              <ns0:t xml:space="preserve">[...]</ns0:t>
+              <ns0:t xml:space="preserve">Chuyển lệnh setLoading(false) vào khối finally của cấu trúc try-catch-finally để đảm bảo luôn kết thúc loading.</ns0:t>
             </ns0:r>
           </ns0:p>
         </ns0:tc>
@@ -5335,7 +5335,7 @@
                 <ns0:sz ns0:val="24"/>
                 <ns0:szCs ns0:val="24"/>
               </ns0:rPr>
-              <ns0:t xml:space="preserve">[...]</ns0:t>
+              <ns0:t xml:space="preserve">Đã fix</ns0:t>
             </ns0:r>
           </ns0:p>
         </ns0:tc>
